--- a/zht/docx/041.content.docx
+++ b/zht/docx/041.content.docx
@@ -19,7 +19,7 @@
         <w:rPr>
           <w:lang w:val="zh_TW" w:bidi="zh_TW"/>
         </w:rPr>
-        <w:t>Resource: Study Notes - Profiles (Tyndale)</w:t>
+        <w:t>Resource: Tyndale Open Study Notes</w:t>
       </w:r>
       <w:r>
         <w:rPr>
@@ -112,7 +112,7 @@
         <w:rPr>
           <w:lang w:val="zh_TW" w:bidi="zh_TW"/>
         </w:rPr>
-        <w:t>Study Notes - Profiles (Tyndale)</w:t>
+        <w:t>Tyndale Open Study Notes</w:t>
       </w:r>
     </w:p>
     <w:p>
@@ -150,26 +150,6 @@
           <w:lang w:val="zh_TW" w:bidi="zh_TW"/>
         </w:rPr>
         <w:t>ya</w:t>
-      </w:r>
-      <w:r>
-        <w:rPr>
-          <w:lang w:val="zh_TW" w:bidi="zh_TW"/>
-        </w:rPr>
-      </w:r>
-    </w:p>
-    <w:p>
-      <w:pPr/>
-      <w:r>
-        <w:rPr>
-          <w:lang w:val="zh_TW" w:bidi="zh_TW"/>
-        </w:rPr>
-      </w:r>
-      <w:r>
-        <w:rPr>
-          <w:i/>
-          <w:lang w:val="zh_TW" w:bidi="zh_TW"/>
-        </w:rPr>
-        <w:t>押尼珥, 押沙龍, 雅各, 雅各，西庇太的兒子, 雅各，耶穌的弟弟, 亞比篩, 亞比亞他, 亞波羅, 亞伯拉罕, 亞當和夏娃, 亞哈, 亞哈斯, 亞蘭人, 亞倫, 亞瑪力人, 亞那和該亞法, 亞撒, 亞述</w:t>
       </w:r>
       <w:r>
         <w:rPr>
